--- a/java-notes/Spring Boot.docx
+++ b/java-notes/Spring Boot.docx
@@ -349,8 +349,23 @@
           <w:lang w:eastAsia="en-IN"/>
           <w14:ligatures w14:val="none"/>
         </w:rPr>
-        <w:t>@EnableAutoConfiguration(</w:t>
-      </w:r>
+        <w:t>@</w:t>
+      </w:r>
+      <w:proofErr w:type="gramStart"/>
+      <w:r>
+        <w:rPr>
+          <w:rFonts w:ascii="inherit" w:eastAsia="Times New Roman" w:hAnsi="inherit" w:cs="Courier New"/>
+          <w:color w:val="0C0D0E"/>
+          <w:kern w:val="0"/>
+          <w:sz w:val="20"/>
+          <w:szCs w:val="20"/>
+          <w:bdr w:val="none" w:sz="0" w:space="0" w:color="auto" w:frame="1"/>
+          <w:lang w:eastAsia="en-IN"/>
+          <w14:ligatures w14:val="none"/>
+        </w:rPr>
+        <w:t>EnableAutoConfiguration(</w:t>
+      </w:r>
+      <w:proofErr w:type="gramEnd"/>
       <w:r>
         <w:rPr>
           <w:rFonts w:ascii="inherit" w:eastAsia="Times New Roman" w:hAnsi="inherit" w:cs="Courier New"/>
@@ -515,6 +530,7 @@
         <w:t xml:space="preserve"> </w:t>
       </w:r>
       <w:proofErr w:type="spellStart"/>
+      <w:proofErr w:type="gramStart"/>
       <w:r>
         <w:rPr>
           <w:lang w:val="en-US"/>
@@ -522,6 +538,7 @@
         <w:t>server.port</w:t>
       </w:r>
       <w:proofErr w:type="spellEnd"/>
+      <w:proofErr w:type="gramEnd"/>
       <w:r>
         <w:rPr>
           <w:lang w:val="en-US"/>
@@ -638,15 +655,33 @@
           <w:bCs/>
           <w:lang w:val="en-US"/>
         </w:rPr>
-        <w:t xml:space="preserve"> run</w:t>
-      </w:r>
-      <w:r>
-        <w:rPr>
-          <w:b/>
-          <w:bCs/>
-          <w:lang w:val="en-US"/>
-        </w:rPr>
-        <w:t>()</w:t>
+        <w:t xml:space="preserve"> </w:t>
+      </w:r>
+      <w:proofErr w:type="gramStart"/>
+      <w:r>
+        <w:rPr>
+          <w:b/>
+          <w:bCs/>
+          <w:lang w:val="en-US"/>
+        </w:rPr>
+        <w:t>run</w:t>
+      </w:r>
+      <w:r>
+        <w:rPr>
+          <w:b/>
+          <w:bCs/>
+          <w:lang w:val="en-US"/>
+        </w:rPr>
+        <w:t>(</w:t>
+      </w:r>
+      <w:proofErr w:type="gramEnd"/>
+      <w:r>
+        <w:rPr>
+          <w:b/>
+          <w:bCs/>
+          <w:lang w:val="en-US"/>
+        </w:rPr>
+        <w:t>)</w:t>
       </w:r>
       <w:r>
         <w:rPr>
@@ -884,6 +919,7 @@
         <w:t xml:space="preserve"> Manages overall project configuration, dependency and plugin </w:t>
       </w:r>
       <w:proofErr w:type="spellStart"/>
+      <w:proofErr w:type="gramStart"/>
       <w:r>
         <w:t>versions.</w:t>
       </w:r>
@@ -891,6 +927,7 @@
         <w:t>It</w:t>
       </w:r>
       <w:proofErr w:type="spellEnd"/>
+      <w:proofErr w:type="gramEnd"/>
       <w:r>
         <w:t xml:space="preserve"> is a club of related dependencies that is used to create a standalone </w:t>
       </w:r>
@@ -991,11 +1028,19 @@
         <w:t xml:space="preserve"> and </w:t>
       </w:r>
       <w:proofErr w:type="spellStart"/>
-      <w:r>
-        <w:rPr>
-          <w:lang w:val="en-US"/>
-        </w:rPr>
-        <w:t>management.endpoints.web.exposure.include</w:t>
+      <w:proofErr w:type="gramStart"/>
+      <w:r>
+        <w:rPr>
+          <w:lang w:val="en-US"/>
+        </w:rPr>
+        <w:t>management.endpoints.web.exposure</w:t>
+      </w:r>
+      <w:proofErr w:type="gramEnd"/>
+      <w:r>
+        <w:rPr>
+          <w:lang w:val="en-US"/>
+        </w:rPr>
+        <w:t>.include</w:t>
       </w:r>
       <w:proofErr w:type="spellEnd"/>
       <w:r>
@@ -1136,6 +1181,7 @@
         <w:t>Spring Profiles are used to segregate the properties with respect to the environment.  Used to define specific property files in form of application-</w:t>
       </w:r>
       <w:proofErr w:type="spellStart"/>
+      <w:proofErr w:type="gramStart"/>
       <w:r>
         <w:rPr>
           <w:lang w:val="en-US"/>
@@ -1143,6 +1189,7 @@
         <w:t>dev.properties</w:t>
       </w:r>
       <w:proofErr w:type="spellEnd"/>
+      <w:proofErr w:type="gramEnd"/>
       <w:r>
         <w:rPr>
           <w:lang w:val="en-US"/>
@@ -1174,9 +1221,17 @@
         <w:rPr>
           <w:lang w:val="en-US"/>
         </w:rPr>
-        <w:t>Create new profile for external configuration: application.&lt;</w:t>
+        <w:t xml:space="preserve">Create new profile for external configuration: </w:t>
+      </w:r>
+      <w:proofErr w:type="gramStart"/>
+      <w:r>
+        <w:rPr>
+          <w:lang w:val="en-US"/>
+        </w:rPr>
+        <w:t>application.&lt;</w:t>
       </w:r>
       <w:proofErr w:type="spellStart"/>
+      <w:proofErr w:type="gramEnd"/>
       <w:r>
         <w:rPr>
           <w:lang w:val="en-US"/>
@@ -1236,6 +1291,34 @@
         <w:t>&gt; --</w:t>
       </w:r>
       <w:proofErr w:type="spellStart"/>
+      <w:proofErr w:type="gramStart"/>
+      <w:r>
+        <w:rPr>
+          <w:lang w:val="en-US"/>
+        </w:rPr>
+        <w:t>spring.profiles</w:t>
+      </w:r>
+      <w:proofErr w:type="gramEnd"/>
+      <w:r>
+        <w:rPr>
+          <w:lang w:val="en-US"/>
+        </w:rPr>
+        <w:t>.active</w:t>
+      </w:r>
+      <w:proofErr w:type="spellEnd"/>
+      <w:r>
+        <w:rPr>
+          <w:lang w:val="en-US"/>
+        </w:rPr>
+        <w:t>=test</w:t>
+      </w:r>
+      <w:r>
+        <w:rPr>
+          <w:lang w:val="en-US"/>
+        </w:rPr>
+        <w:t xml:space="preserve"> (or) </w:t>
+      </w:r>
+      <w:proofErr w:type="spellStart"/>
       <w:r>
         <w:rPr>
           <w:lang w:val="en-US"/>
@@ -1247,7 +1330,7 @@
         <w:rPr>
           <w:lang w:val="en-US"/>
         </w:rPr>
-        <w:t>=test</w:t>
+        <w:t>=dev in properties</w:t>
       </w:r>
     </w:p>
     <w:p>
@@ -1273,7 +1356,25 @@
           <w:bCs/>
           <w:lang w:val="en-US"/>
         </w:rPr>
-        <w:t>@Profile(“test”,”prod”)</w:t>
+        <w:t>@Profile(“test”</w:t>
+      </w:r>
+      <w:proofErr w:type="gramStart"/>
+      <w:r>
+        <w:rPr>
+          <w:b/>
+          <w:bCs/>
+          <w:lang w:val="en-US"/>
+        </w:rPr>
+        <w:t>,”prod</w:t>
+      </w:r>
+      <w:proofErr w:type="gramEnd"/>
+      <w:r>
+        <w:rPr>
+          <w:b/>
+          <w:bCs/>
+          <w:lang w:val="en-US"/>
+        </w:rPr>
+        <w:t>”)</w:t>
       </w:r>
       <w:r>
         <w:rPr>
@@ -1309,7 +1410,27 @@
         <w:rPr>
           <w:lang w:val="en-US"/>
         </w:rPr>
-        <w:t>to ignore the profile.</w:t>
+        <w:t>to ignore the profile</w:t>
+      </w:r>
+      <w:r>
+        <w:rPr>
+          <w:lang w:val="en-US"/>
+        </w:rPr>
+        <w:t xml:space="preserve"> (or) application.&lt;</w:t>
+      </w:r>
+      <w:proofErr w:type="spellStart"/>
+      <w:r>
+        <w:rPr>
+          <w:lang w:val="en-US"/>
+        </w:rPr>
+        <w:t>profileenv</w:t>
+      </w:r>
+      <w:proofErr w:type="spellEnd"/>
+      <w:r>
+        <w:rPr>
+          <w:lang w:val="en-US"/>
+        </w:rPr>
+        <w:t>&gt;.extn</w:t>
       </w:r>
     </w:p>
     <w:p>
@@ -1330,6 +1451,7 @@
         <w:t xml:space="preserve">Run Configurations in STS – profiles or arguments or environment pass the </w:t>
       </w:r>
       <w:proofErr w:type="spellStart"/>
+      <w:proofErr w:type="gramStart"/>
       <w:r>
         <w:rPr>
           <w:lang w:val="en-US"/>
@@ -1346,7 +1468,14 @@
         <w:rPr>
           <w:lang w:val="en-US"/>
         </w:rPr>
-        <w:t>ng.profiles.active</w:t>
+        <w:t>ng.profiles</w:t>
+      </w:r>
+      <w:proofErr w:type="gramEnd"/>
+      <w:r>
+        <w:rPr>
+          <w:lang w:val="en-US"/>
+        </w:rPr>
+        <w:t>.active</w:t>
       </w:r>
       <w:proofErr w:type="spellEnd"/>
       <w:r>
@@ -1354,6 +1483,30 @@
           <w:lang w:val="en-US"/>
         </w:rPr>
         <w:t>=test</w:t>
+      </w:r>
+      <w:r>
+        <w:rPr>
+          <w:lang w:val="en-US"/>
+        </w:rPr>
+        <w:t xml:space="preserve"> (or) </w:t>
+      </w:r>
+      <w:r>
+        <w:rPr>
+          <w:lang w:val="en-US"/>
+        </w:rPr>
+        <w:t>SPRING_PROFILES_ACTIVE</w:t>
+      </w:r>
+      <w:r>
+        <w:rPr>
+          <w:lang w:val="en-US"/>
+        </w:rPr>
+        <w:t xml:space="preserve"> in ENV</w:t>
+      </w:r>
+      <w:r>
+        <w:rPr>
+          <w:lang w:val="en-US"/>
+        </w:rPr>
+        <w:t xml:space="preserve"> Variable</w:t>
       </w:r>
     </w:p>
     <w:p>
@@ -1517,6 +1670,7 @@
         <w:t xml:space="preserve"> = </w:t>
       </w:r>
       <w:proofErr w:type="spellStart"/>
+      <w:proofErr w:type="gramStart"/>
       <w:r>
         <w:rPr>
           <w:b/>
@@ -1526,6 +1680,7 @@
         <w:t>env.getProperty</w:t>
       </w:r>
       <w:proofErr w:type="spellEnd"/>
+      <w:proofErr w:type="gramEnd"/>
       <w:r>
         <w:rPr>
           <w:b/>
@@ -1553,13 +1708,29 @@
           <w:bCs/>
           <w:lang w:val="en-US"/>
         </w:rPr>
-        <w:t>@ConfigurationProperties</w:t>
-      </w:r>
-      <w:r>
-        <w:rPr>
-          <w:lang w:val="en-US"/>
-        </w:rPr>
-        <w:t xml:space="preserve">(Used </w:t>
+        <w:t>@</w:t>
+      </w:r>
+      <w:proofErr w:type="gramStart"/>
+      <w:r>
+        <w:rPr>
+          <w:b/>
+          <w:bCs/>
+          <w:lang w:val="en-US"/>
+        </w:rPr>
+        <w:t>ConfigurationProperties</w:t>
+      </w:r>
+      <w:r>
+        <w:rPr>
+          <w:lang w:val="en-US"/>
+        </w:rPr>
+        <w:t>(</w:t>
+      </w:r>
+      <w:proofErr w:type="gramEnd"/>
+      <w:r>
+        <w:rPr>
+          <w:lang w:val="en-US"/>
+        </w:rPr>
+        <w:t xml:space="preserve">Used </w:t>
       </w:r>
       <w:r>
         <w:rPr>
@@ -1619,9 +1790,19 @@
           <w:bCs/>
           <w:lang w:val="en-US"/>
         </w:rPr>
-        <w:t>spring.config.import</w:t>
+        <w:t>spring.</w:t>
+      </w:r>
+      <w:proofErr w:type="gramStart"/>
+      <w:r>
+        <w:rPr>
+          <w:b/>
+          <w:bCs/>
+          <w:lang w:val="en-US"/>
+        </w:rPr>
+        <w:t>config.import</w:t>
       </w:r>
       <w:proofErr w:type="spellEnd"/>
+      <w:proofErr w:type="gramEnd"/>
       <w:r>
         <w:rPr>
           <w:b/>
@@ -1672,6 +1853,7 @@
         <w:t xml:space="preserve">Both </w:t>
       </w:r>
       <w:proofErr w:type="spellStart"/>
+      <w:proofErr w:type="gramStart"/>
       <w:r>
         <w:rPr>
           <w:lang w:val="en-US"/>
@@ -1685,6 +1867,7 @@
         <w:t>.properties</w:t>
       </w:r>
       <w:proofErr w:type="spellEnd"/>
+      <w:proofErr w:type="gramEnd"/>
       <w:r>
         <w:rPr>
           <w:lang w:val="en-US"/>
@@ -2228,7 +2411,21 @@
         <w:rPr>
           <w:lang w:val="en-US"/>
         </w:rPr>
-        <w:t xml:space="preserve">@ExceptionHandler(values= { </w:t>
+        <w:t>@</w:t>
+      </w:r>
+      <w:proofErr w:type="gramStart"/>
+      <w:r>
+        <w:rPr>
+          <w:lang w:val="en-US"/>
+        </w:rPr>
+        <w:t>ExceptionHandler(</w:t>
+      </w:r>
+      <w:proofErr w:type="gramEnd"/>
+      <w:r>
+        <w:rPr>
+          <w:lang w:val="en-US"/>
+        </w:rPr>
+        <w:t xml:space="preserve">values= { </w:t>
       </w:r>
       <w:proofErr w:type="spellStart"/>
       <w:r>
@@ -2805,11 +3002,19 @@
         <w:t xml:space="preserve"> - The Simple Logging Facade for Java (SLF4J) serves as a simple facade or abstraction1 for various logging frameworks (e.g. </w:t>
       </w:r>
       <w:proofErr w:type="spellStart"/>
-      <w:r>
-        <w:rPr>
-          <w:lang w:val="en-US"/>
-        </w:rPr>
-        <w:t>java.util.logging</w:t>
+      <w:proofErr w:type="gramStart"/>
+      <w:r>
+        <w:rPr>
+          <w:lang w:val="en-US"/>
+        </w:rPr>
+        <w:t>java.util</w:t>
+      </w:r>
+      <w:proofErr w:type="gramEnd"/>
+      <w:r>
+        <w:rPr>
+          <w:lang w:val="en-US"/>
+        </w:rPr>
+        <w:t>.logging</w:t>
       </w:r>
       <w:proofErr w:type="spellEnd"/>
       <w:r>
@@ -3239,13 +3444,27 @@
         <w:rPr>
           <w:lang w:val="en-US"/>
         </w:rPr>
-        <w:t xml:space="preserve"> @Transactional will execute under the existing transaction of default scope</w:t>
-      </w:r>
-      <w:r>
-        <w:rPr>
-          <w:lang w:val="en-US"/>
-        </w:rPr>
-        <w:t>(Required)</w:t>
+        <w:t xml:space="preserve"> @Transactional will execute under the existing transaction of default </w:t>
+      </w:r>
+      <w:proofErr w:type="gramStart"/>
+      <w:r>
+        <w:rPr>
+          <w:lang w:val="en-US"/>
+        </w:rPr>
+        <w:t>scope</w:t>
+      </w:r>
+      <w:r>
+        <w:rPr>
+          <w:lang w:val="en-US"/>
+        </w:rPr>
+        <w:t>(</w:t>
+      </w:r>
+      <w:proofErr w:type="gramEnd"/>
+      <w:r>
+        <w:rPr>
+          <w:lang w:val="en-US"/>
+        </w:rPr>
+        <w:t>Required)</w:t>
       </w:r>
       <w:r>
         <w:rPr>
@@ -3691,7 +3910,15 @@
         <w:t xml:space="preserve"> we can get a different result on re-read of a row or re-execution of a range query.</w:t>
       </w:r>
       <w:r>
-        <w:t xml:space="preserve"> Postgres and Oracle does not support </w:t>
+        <w:t xml:space="preserve"> Postgres and Oracle </w:t>
+      </w:r>
+      <w:proofErr w:type="gramStart"/>
+      <w:r>
+        <w:t>does</w:t>
+      </w:r>
+      <w:proofErr w:type="gramEnd"/>
+      <w:r>
+        <w:t xml:space="preserve"> not support </w:t>
       </w:r>
       <w:r>
         <w:t>READ_UNCOMMITTED isolation and falls back to READ_COMMITED</w:t>
@@ -3730,7 +3957,15 @@
         <w:t xml:space="preserve"> </w:t>
       </w:r>
       <w:r>
-        <w:t>The third level of isolation, REPEATABLE_READ, prevents dirty, and non-repeatable reads. So we are not affected by uncommitted changes in concurrent transactions</w:t>
+        <w:t xml:space="preserve">The third level of isolation, REPEATABLE_READ, prevents dirty, and non-repeatable reads. </w:t>
+      </w:r>
+      <w:proofErr w:type="gramStart"/>
+      <w:r>
+        <w:t>So</w:t>
+      </w:r>
+      <w:proofErr w:type="gramEnd"/>
+      <w:r>
+        <w:t xml:space="preserve"> we are not affected by uncommitted changes in concurrent transactions</w:t>
       </w:r>
       <w:r>
         <w:t xml:space="preserve"> but lost update will occur </w:t>
@@ -4811,11 +5046,19 @@
         <w:br/>
       </w:r>
       <w:proofErr w:type="spellStart"/>
-      <w:r>
-        <w:rPr>
-          <w:lang w:val="en-US"/>
-        </w:rPr>
-        <w:t>eureka.client.register</w:t>
+      <w:proofErr w:type="gramStart"/>
+      <w:r>
+        <w:rPr>
+          <w:lang w:val="en-US"/>
+        </w:rPr>
+        <w:t>eureka.client</w:t>
+      </w:r>
+      <w:proofErr w:type="gramEnd"/>
+      <w:r>
+        <w:rPr>
+          <w:lang w:val="en-US"/>
+        </w:rPr>
+        <w:t>.register</w:t>
       </w:r>
       <w:proofErr w:type="spellEnd"/>
       <w:r>
@@ -6099,7 +6342,21 @@
         <w:rPr>
           <w:lang w:val="en-US"/>
         </w:rPr>
-        <w:t xml:space="preserve"> Authentication and Authorization(JWT and Oauth2), API Gateway</w:t>
+        <w:t xml:space="preserve"> Authentication and </w:t>
+      </w:r>
+      <w:proofErr w:type="gramStart"/>
+      <w:r>
+        <w:rPr>
+          <w:lang w:val="en-US"/>
+        </w:rPr>
+        <w:t>Authorization(</w:t>
+      </w:r>
+      <w:proofErr w:type="gramEnd"/>
+      <w:r>
+        <w:rPr>
+          <w:lang w:val="en-US"/>
+        </w:rPr>
+        <w:t>JWT and Oauth2), API Gateway</w:t>
       </w:r>
       <w:r>
         <w:rPr>
@@ -6550,7 +6807,15 @@
         </w:numPr>
       </w:pPr>
       <w:r>
-        <w:t>Custom Validator: Create custom annotations and validators.(Account API Request Validation)</w:t>
+        <w:t xml:space="preserve">Custom Validator: Create custom annotations and </w:t>
+      </w:r>
+      <w:proofErr w:type="gramStart"/>
+      <w:r>
+        <w:t>validators.(</w:t>
+      </w:r>
+      <w:proofErr w:type="gramEnd"/>
+      <w:r>
+        <w:t>Account API Request Validation)</w:t>
       </w:r>
     </w:p>
     <w:p>
@@ -7123,7 +7388,21 @@
         <w:rPr>
           <w:lang w:val="en-US"/>
         </w:rPr>
-        <w:t>To implement a PUT request in Spring Boot that can create a new record if the data is not found, you can leverage Spring Data JPA's save() method within your controller, which automatically handles the creation or update based on whether the entity with the provided ID exists in the database; if not found, it will create a new entry with that ID</w:t>
+        <w:t xml:space="preserve">To implement a PUT request in Spring Boot that can create a new record if the data is not found, you can leverage Spring Data JPA's </w:t>
+      </w:r>
+      <w:proofErr w:type="gramStart"/>
+      <w:r>
+        <w:rPr>
+          <w:lang w:val="en-US"/>
+        </w:rPr>
+        <w:t>save(</w:t>
+      </w:r>
+      <w:proofErr w:type="gramEnd"/>
+      <w:r>
+        <w:rPr>
+          <w:lang w:val="en-US"/>
+        </w:rPr>
+        <w:t>) method within your controller, which automatically handles the creation or update based on whether the entity with the provided ID exists in the database; if not found, it will create a new entry with that ID</w:t>
       </w:r>
     </w:p>
     <w:p>
@@ -7291,11 +7570,19 @@
         </w:rPr>
       </w:pPr>
       <w:proofErr w:type="spellStart"/>
-      <w:r>
-        <w:rPr>
-          <w:lang w:val="en-US"/>
-        </w:rPr>
-        <w:t>spring.mvc.contentnegotiation.favor</w:t>
+      <w:proofErr w:type="gramStart"/>
+      <w:r>
+        <w:rPr>
+          <w:lang w:val="en-US"/>
+        </w:rPr>
+        <w:t>spring.mvc.contentnegotiation</w:t>
+      </w:r>
+      <w:proofErr w:type="gramEnd"/>
+      <w:r>
+        <w:rPr>
+          <w:lang w:val="en-US"/>
+        </w:rPr>
+        <w:t>.favor</w:t>
       </w:r>
       <w:proofErr w:type="spellEnd"/>
       <w:r>
@@ -8000,7 +8287,21 @@
         <w:rPr>
           <w:lang w:val="en-US"/>
         </w:rPr>
-        <w:t>@ResponseStatus(HTTPStatus.&lt;RequiredStatus&gt;)</w:t>
+        <w:t>@</w:t>
+      </w:r>
+      <w:proofErr w:type="gramStart"/>
+      <w:r>
+        <w:rPr>
+          <w:lang w:val="en-US"/>
+        </w:rPr>
+        <w:t>ResponseStatus(</w:t>
+      </w:r>
+      <w:proofErr w:type="gramEnd"/>
+      <w:r>
+        <w:rPr>
+          <w:lang w:val="en-US"/>
+        </w:rPr>
+        <w:t>HTTPStatus.&lt;RequiredStatus&gt;)</w:t>
       </w:r>
       <w:r>
         <w:rPr>
@@ -8399,7 +8700,21 @@
         <w:rPr>
           <w:lang w:val="en-US"/>
         </w:rPr>
-        <w:t>– Specify the version in the request header (e.g., Accept: application/vnd.company.v1+json).</w:t>
+        <w:t xml:space="preserve">– Specify the version in the request header (e.g., Accept: </w:t>
+      </w:r>
+      <w:proofErr w:type="gramStart"/>
+      <w:r>
+        <w:rPr>
+          <w:lang w:val="en-US"/>
+        </w:rPr>
+        <w:t>application/vnd.company.v</w:t>
+      </w:r>
+      <w:proofErr w:type="gramEnd"/>
+      <w:r>
+        <w:rPr>
+          <w:lang w:val="en-US"/>
+        </w:rPr>
+        <w:t>1+json).</w:t>
       </w:r>
     </w:p>
     <w:p>
@@ -8592,7 +8907,21 @@
         <w:rPr>
           <w:lang w:val="en-US"/>
         </w:rPr>
-        <w:t xml:space="preserve">: A Spring bean that provides a convenient way to send messages to Kafka topics. send() method: Used to publish messages to a specific topic with a key-value pair. </w:t>
+        <w:t xml:space="preserve">: A Spring bean that provides a convenient way to send messages to Kafka topics. </w:t>
+      </w:r>
+      <w:proofErr w:type="gramStart"/>
+      <w:r>
+        <w:rPr>
+          <w:lang w:val="en-US"/>
+        </w:rPr>
+        <w:t>send(</w:t>
+      </w:r>
+      <w:proofErr w:type="gramEnd"/>
+      <w:r>
+        <w:rPr>
+          <w:lang w:val="en-US"/>
+        </w:rPr>
+        <w:t xml:space="preserve">) method: Used to publish messages to a specific topic with a key-value pair. </w:t>
       </w:r>
       <w:r>
         <w:rPr>
@@ -8600,6 +8929,7 @@
         </w:rPr>
         <w:br/>
       </w:r>
+      <w:proofErr w:type="gramStart"/>
       <w:r>
         <w:rPr>
           <w:b/>
@@ -8615,6 +8945,7 @@
         <w:t>:@</w:t>
       </w:r>
       <w:proofErr w:type="spellStart"/>
+      <w:proofErr w:type="gramEnd"/>
       <w:r>
         <w:rPr>
           <w:lang w:val="en-US"/>
@@ -9256,7 +9587,23 @@
                 <w:rStyle w:val="HTMLCode"/>
                 <w:rFonts w:eastAsiaTheme="minorHAnsi"/>
               </w:rPr>
-              <w:t xml:space="preserve"> = new Configuration().configure().</w:t>
+              <w:t xml:space="preserve"> = new Configuration(</w:t>
+            </w:r>
+            <w:proofErr w:type="gramStart"/>
+            <w:r>
+              <w:rPr>
+                <w:rStyle w:val="HTMLCode"/>
+                <w:rFonts w:eastAsiaTheme="minorHAnsi"/>
+              </w:rPr>
+              <w:t>).configure</w:t>
+            </w:r>
+            <w:proofErr w:type="gramEnd"/>
+            <w:r>
+              <w:rPr>
+                <w:rStyle w:val="HTMLCode"/>
+                <w:rFonts w:eastAsiaTheme="minorHAnsi"/>
+              </w:rPr>
+              <w:t>().</w:t>
             </w:r>
             <w:proofErr w:type="spellStart"/>
             <w:r>
@@ -9427,6 +9774,7 @@
         <w:t xml:space="preserve">convert query to methods (Ex: </w:t>
       </w:r>
       <w:proofErr w:type="spellStart"/>
+      <w:proofErr w:type="gramStart"/>
       <w:r>
         <w:rPr>
           <w:lang w:val="en-US"/>
@@ -9438,7 +9786,14 @@
         <w:rPr>
           <w:lang w:val="en-US"/>
         </w:rPr>
-        <w:t xml:space="preserve">(Double </w:t>
+        <w:t>(</w:t>
+      </w:r>
+      <w:proofErr w:type="gramEnd"/>
+      <w:r>
+        <w:rPr>
+          <w:lang w:val="en-US"/>
+        </w:rPr>
+        <w:t xml:space="preserve">Double </w:t>
       </w:r>
       <w:proofErr w:type="spellStart"/>
       <w:r>
@@ -9785,6 +10140,485 @@
     <w:p>
       <w:pPr>
         <w:rPr>
+          <w:b/>
+          <w:bCs/>
+          <w:lang w:val="en-US"/>
+        </w:rPr>
+      </w:pPr>
+      <w:r>
+        <w:rPr>
+          <w:b/>
+          <w:bCs/>
+          <w:lang w:val="en-US"/>
+        </w:rPr>
+        <w:t>Eager Fetch Loading:</w:t>
+      </w:r>
+      <w:r>
+        <w:rPr>
+          <w:b/>
+          <w:bCs/>
+          <w:lang w:val="en-US"/>
+        </w:rPr>
+        <w:t xml:space="preserve"> </w:t>
+      </w:r>
+      <w:r>
+        <w:rPr>
+          <w:lang w:val="en-US"/>
+        </w:rPr>
+        <w:t>Eager Loading is a strategy where all necessary data, including related data, is loaded upfront in a single request, ensuring immediate access to all the required information.</w:t>
+      </w:r>
+      <w:r>
+        <w:rPr>
+          <w:lang w:val="en-US"/>
+        </w:rPr>
+        <w:t xml:space="preserve"> Runs one query with join and retrieve all the information</w:t>
+      </w:r>
+    </w:p>
+    <w:p>
+      <w:pPr>
+        <w:rPr>
+          <w:b/>
+          <w:bCs/>
+          <w:lang w:val="en-US"/>
+        </w:rPr>
+      </w:pPr>
+      <w:r>
+        <w:rPr>
+          <w:b/>
+          <w:bCs/>
+          <w:lang w:val="en-US"/>
+        </w:rPr>
+        <w:t>Lazy Fetch Loading:</w:t>
+      </w:r>
+      <w:r>
+        <w:t xml:space="preserve"> </w:t>
+      </w:r>
+      <w:r>
+        <w:rPr>
+          <w:lang w:val="en-US"/>
+        </w:rPr>
+        <w:t>Lazy Loading means that related entities are fetched only when they are accessed for the first time.</w:t>
+      </w:r>
+      <w:r>
+        <w:rPr>
+          <w:lang w:val="en-US"/>
+        </w:rPr>
+        <w:t xml:space="preserve"> Runs only one query at first then runs other when request on demand.</w:t>
+      </w:r>
+    </w:p>
+    <w:p>
+      <w:pPr>
+        <w:rPr>
+          <w:b/>
+          <w:bCs/>
+          <w:lang w:val="en-US"/>
+        </w:rPr>
+      </w:pPr>
+      <w:r>
+        <w:rPr>
+          <w:b/>
+          <w:bCs/>
+          <w:lang w:val="en-US"/>
+        </w:rPr>
+        <w:t>Default Fetch Type</w:t>
+      </w:r>
+      <w:r>
+        <w:rPr>
+          <w:b/>
+          <w:bCs/>
+          <w:lang w:val="en-US"/>
+        </w:rPr>
+        <w:t xml:space="preserve"> in Hibernate Association Mapping:</w:t>
+      </w:r>
+    </w:p>
+    <w:p>
+      <w:pPr>
+        <w:pStyle w:val="ListParagraph"/>
+        <w:numPr>
+          <w:ilvl w:val="0"/>
+          <w:numId w:val="44"/>
+        </w:numPr>
+        <w:rPr>
+          <w:lang w:val="en-US"/>
+        </w:rPr>
+      </w:pPr>
+      <w:r>
+        <w:rPr>
+          <w:b/>
+          <w:bCs/>
+          <w:lang w:val="en-US"/>
+        </w:rPr>
+        <w:t xml:space="preserve">@OneToMany: </w:t>
+      </w:r>
+      <w:proofErr w:type="spellStart"/>
+      <w:r>
+        <w:rPr>
+          <w:lang w:val="en-US"/>
+        </w:rPr>
+        <w:t>FetchType.LAZY</w:t>
+      </w:r>
+      <w:proofErr w:type="spellEnd"/>
+    </w:p>
+    <w:p>
+      <w:pPr>
+        <w:pStyle w:val="ListParagraph"/>
+        <w:numPr>
+          <w:ilvl w:val="0"/>
+          <w:numId w:val="44"/>
+        </w:numPr>
+        <w:rPr>
+          <w:b/>
+          <w:bCs/>
+          <w:lang w:val="en-US"/>
+        </w:rPr>
+      </w:pPr>
+      <w:r>
+        <w:rPr>
+          <w:b/>
+          <w:bCs/>
+          <w:lang w:val="en-US"/>
+        </w:rPr>
+        <w:t>@ManyToMany</w:t>
+      </w:r>
+      <w:r>
+        <w:rPr>
+          <w:lang w:val="en-US"/>
+        </w:rPr>
+        <w:t xml:space="preserve">: </w:t>
+      </w:r>
+      <w:proofErr w:type="spellStart"/>
+      <w:r>
+        <w:rPr>
+          <w:lang w:val="en-US"/>
+        </w:rPr>
+        <w:t>FetchType.LAZY</w:t>
+      </w:r>
+      <w:proofErr w:type="spellEnd"/>
+    </w:p>
+    <w:p>
+      <w:pPr>
+        <w:pStyle w:val="ListParagraph"/>
+        <w:numPr>
+          <w:ilvl w:val="0"/>
+          <w:numId w:val="44"/>
+        </w:numPr>
+        <w:rPr>
+          <w:b/>
+          <w:bCs/>
+          <w:lang w:val="en-US"/>
+        </w:rPr>
+      </w:pPr>
+      <w:r>
+        <w:rPr>
+          <w:b/>
+          <w:bCs/>
+          <w:lang w:val="en-US"/>
+        </w:rPr>
+        <w:t xml:space="preserve">@ManyToOne: </w:t>
+      </w:r>
+      <w:proofErr w:type="spellStart"/>
+      <w:r>
+        <w:rPr>
+          <w:lang w:val="en-US"/>
+        </w:rPr>
+        <w:t>FetchType.EAGER</w:t>
+      </w:r>
+      <w:proofErr w:type="spellEnd"/>
+    </w:p>
+    <w:p>
+      <w:pPr>
+        <w:pStyle w:val="ListParagraph"/>
+        <w:numPr>
+          <w:ilvl w:val="0"/>
+          <w:numId w:val="44"/>
+        </w:numPr>
+        <w:rPr>
+          <w:b/>
+          <w:bCs/>
+          <w:lang w:val="en-US"/>
+        </w:rPr>
+      </w:pPr>
+      <w:r>
+        <w:rPr>
+          <w:b/>
+          <w:bCs/>
+          <w:lang w:val="en-US"/>
+        </w:rPr>
+        <w:t xml:space="preserve">@OneToOne: </w:t>
+      </w:r>
+      <w:proofErr w:type="spellStart"/>
+      <w:r>
+        <w:rPr>
+          <w:lang w:val="en-US"/>
+        </w:rPr>
+        <w:t>FetchType.EAGER</w:t>
+      </w:r>
+      <w:proofErr w:type="spellEnd"/>
+    </w:p>
+    <w:p>
+      <w:pPr>
+        <w:rPr>
+          <w:b/>
+          <w:bCs/>
+          <w:lang w:val="en-US"/>
+        </w:rPr>
+      </w:pPr>
+      <w:r>
+        <w:rPr>
+          <w:b/>
+          <w:bCs/>
+          <w:lang w:val="en-US"/>
+        </w:rPr>
+        <w:t>N+1 Problem when lazy loading:</w:t>
+      </w:r>
+    </w:p>
+    <w:p>
+      <w:pPr>
+        <w:rPr>
+          <w:lang w:val="en-US"/>
+        </w:rPr>
+      </w:pPr>
+      <w:r>
+        <w:rPr>
+          <w:lang w:val="en-US"/>
+        </w:rPr>
+        <w:t>O</w:t>
+      </w:r>
+      <w:r>
+        <w:rPr>
+          <w:lang w:val="en-US"/>
+        </w:rPr>
+        <w:t xml:space="preserve">ccurs when one initial query to fetch a list of parent entities leads to </w:t>
+      </w:r>
+      <w:proofErr w:type="spellStart"/>
+      <w:r>
+        <w:rPr>
+          <w:lang w:val="en-US"/>
+        </w:rPr>
+        <w:t>N</w:t>
+      </w:r>
+      <w:proofErr w:type="spellEnd"/>
+      <w:r>
+        <w:rPr>
+          <w:lang w:val="en-US"/>
+        </w:rPr>
+        <w:t xml:space="preserve"> additional queries to load the associated child entities, often due to lazy loading within a loop.</w:t>
+      </w:r>
+    </w:p>
+    <w:p>
+      <w:pPr>
+        <w:rPr>
+          <w:lang w:val="en-US"/>
+        </w:rPr>
+      </w:pPr>
+      <w:r>
+        <w:rPr>
+          <w:lang w:val="en-US"/>
+        </w:rPr>
+        <w:t>Can be resolved by:</w:t>
+      </w:r>
+    </w:p>
+    <w:p>
+      <w:pPr>
+        <w:pStyle w:val="ListParagraph"/>
+        <w:numPr>
+          <w:ilvl w:val="0"/>
+          <w:numId w:val="45"/>
+        </w:numPr>
+        <w:rPr>
+          <w:lang w:val="en-US"/>
+        </w:rPr>
+      </w:pPr>
+      <w:r>
+        <w:rPr>
+          <w:lang w:val="en-US"/>
+        </w:rPr>
+        <w:t>JPQL Join Fetch in the repository</w:t>
+      </w:r>
+      <w:r>
+        <w:rPr>
+          <w:lang w:val="en-US"/>
+        </w:rPr>
+        <w:t xml:space="preserve"> layer</w:t>
+      </w:r>
+    </w:p>
+    <w:p>
+      <w:pPr>
+        <w:pStyle w:val="ListParagraph"/>
+        <w:numPr>
+          <w:ilvl w:val="0"/>
+          <w:numId w:val="45"/>
+        </w:numPr>
+        <w:rPr>
+          <w:lang w:val="en-US"/>
+        </w:rPr>
+      </w:pPr>
+      <w:r>
+        <w:rPr>
+          <w:lang w:val="en-US"/>
+        </w:rPr>
+        <w:t>@</w:t>
+      </w:r>
+      <w:proofErr w:type="gramStart"/>
+      <w:r>
+        <w:rPr>
+          <w:lang w:val="en-US"/>
+        </w:rPr>
+        <w:t>EntityGraph(</w:t>
+      </w:r>
+      <w:proofErr w:type="gramEnd"/>
+      <w:r>
+        <w:rPr>
+          <w:lang w:val="en-US"/>
+        </w:rPr>
+        <w:t>attributePaths = {"&lt;Child Entity1&gt;","{"&lt;Child Entity2&gt;"})</w:t>
+      </w:r>
+    </w:p>
+    <w:p>
+      <w:pPr>
+        <w:pStyle w:val="ListParagraph"/>
+        <w:numPr>
+          <w:ilvl w:val="0"/>
+          <w:numId w:val="45"/>
+        </w:numPr>
+        <w:rPr>
+          <w:lang w:val="en-US"/>
+        </w:rPr>
+      </w:pPr>
+      <w:r>
+        <w:rPr>
+          <w:lang w:val="en-US"/>
+        </w:rPr>
+        <w:t xml:space="preserve">Mention </w:t>
+      </w:r>
+      <w:proofErr w:type="spellStart"/>
+      <w:r>
+        <w:rPr>
+          <w:lang w:val="en-US"/>
+        </w:rPr>
+        <w:t>Batchsize</w:t>
+      </w:r>
+      <w:proofErr w:type="spellEnd"/>
+      <w:r>
+        <w:rPr>
+          <w:lang w:val="en-US"/>
+        </w:rPr>
+        <w:t xml:space="preserve"> (or) </w:t>
+      </w:r>
+      <w:proofErr w:type="spellStart"/>
+      <w:r>
+        <w:rPr>
+          <w:lang w:val="en-US"/>
+        </w:rPr>
+        <w:t>FetchType</w:t>
+      </w:r>
+      <w:proofErr w:type="spellEnd"/>
+      <w:r>
+        <w:rPr>
+          <w:lang w:val="en-US"/>
+        </w:rPr>
+        <w:t xml:space="preserve"> </w:t>
+      </w:r>
+      <w:r>
+        <w:rPr>
+          <w:lang w:val="en-US"/>
+        </w:rPr>
+        <w:t>in Parent Entity of child field</w:t>
+      </w:r>
+      <w:r>
+        <w:rPr>
+          <w:lang w:val="en-US"/>
+        </w:rPr>
+        <w:t xml:space="preserve"> of </w:t>
+      </w:r>
+      <w:proofErr w:type="spellStart"/>
+      <w:r>
+        <w:rPr>
+          <w:lang w:val="en-US"/>
+        </w:rPr>
+        <w:t>OneToMany</w:t>
+      </w:r>
+      <w:proofErr w:type="spellEnd"/>
+      <w:r>
+        <w:rPr>
+          <w:lang w:val="en-US"/>
+        </w:rPr>
+        <w:t xml:space="preserve"> relationship</w:t>
+      </w:r>
+    </w:p>
+    <w:p>
+      <w:pPr>
+        <w:pStyle w:val="ListParagraph"/>
+        <w:numPr>
+          <w:ilvl w:val="1"/>
+          <w:numId w:val="45"/>
+        </w:numPr>
+        <w:rPr>
+          <w:lang w:val="en-US"/>
+        </w:rPr>
+      </w:pPr>
+      <w:r>
+        <w:rPr>
+          <w:lang w:val="en-US"/>
+        </w:rPr>
+        <w:t>@</w:t>
+      </w:r>
+      <w:proofErr w:type="gramStart"/>
+      <w:r>
+        <w:rPr>
+          <w:lang w:val="en-US"/>
+        </w:rPr>
+        <w:t>BatchSize(</w:t>
+      </w:r>
+      <w:proofErr w:type="gramEnd"/>
+      <w:r>
+        <w:rPr>
+          <w:lang w:val="en-US"/>
+        </w:rPr>
+        <w:t>size = 10) – Mention Batch Size in Parent Entity of child field</w:t>
+      </w:r>
+      <w:r>
+        <w:rPr>
+          <w:lang w:val="en-US"/>
+        </w:rPr>
+        <w:t xml:space="preserve"> </w:t>
+      </w:r>
+    </w:p>
+    <w:p>
+      <w:pPr>
+        <w:pStyle w:val="ListParagraph"/>
+        <w:numPr>
+          <w:ilvl w:val="1"/>
+          <w:numId w:val="45"/>
+        </w:numPr>
+        <w:rPr>
+          <w:lang w:val="en-US"/>
+        </w:rPr>
+      </w:pPr>
+      <w:r>
+        <w:rPr>
+          <w:lang w:val="en-US"/>
+        </w:rPr>
+        <w:t>@</w:t>
+      </w:r>
+      <w:proofErr w:type="gramStart"/>
+      <w:r>
+        <w:rPr>
+          <w:lang w:val="en-US"/>
+        </w:rPr>
+        <w:t>Fetch(</w:t>
+      </w:r>
+      <w:proofErr w:type="gramEnd"/>
+      <w:r>
+        <w:rPr>
+          <w:lang w:val="en-US"/>
+        </w:rPr>
+        <w:t>FetchMode.&lt;FetchMode&gt;)</w:t>
+      </w:r>
+    </w:p>
+    <w:p>
+      <w:pPr>
+        <w:rPr>
           <w:lang w:val="en-US"/>
         </w:rPr>
       </w:pPr>
@@ -9844,6 +10678,7 @@
           <w:bCs/>
           <w:lang w:val="en-US"/>
         </w:rPr>
+        <w:lastRenderedPageBreak/>
         <w:t>Filterchains</w:t>
       </w:r>
       <w:proofErr w:type="spellEnd"/>
@@ -10257,7 +11092,6 @@
           <w:bCs/>
           <w:lang w:val="en-US"/>
         </w:rPr>
-        <w:lastRenderedPageBreak/>
         <w:t>Scopes:</w:t>
       </w:r>
       <w:r>
@@ -10292,6 +11126,7 @@
       </w:pPr>
       <w:r>
         <w:rPr>
+          <w:noProof/>
           <w:lang w:val="en-US"/>
         </w:rPr>
         <w:drawing>
@@ -10399,12 +11234,22 @@
           <w:lang w:val="en-US"/>
         </w:rPr>
       </w:pPr>
-      <w:r>
-        <w:rPr>
-          <w:b/>
-          <w:bCs/>
-          <w:lang w:val="en-US"/>
-        </w:rPr>
+    </w:p>
+    <w:p>
+      <w:pPr>
+        <w:rPr>
+          <w:b/>
+          <w:bCs/>
+          <w:lang w:val="en-US"/>
+        </w:rPr>
+      </w:pPr>
+      <w:r>
+        <w:rPr>
+          <w:b/>
+          <w:bCs/>
+          <w:lang w:val="en-US"/>
+        </w:rPr>
+        <w:lastRenderedPageBreak/>
         <w:t>Steps to use Mockito:</w:t>
       </w:r>
     </w:p>
@@ -10447,7 +11292,21 @@
         <w:rPr>
           <w:lang w:val="en-US"/>
         </w:rPr>
-        <w:t>Annotate with @ExtendWith(MockitoExtension.class): This annotation initializes Mockito for the test class.</w:t>
+        <w:t>Annotate with @</w:t>
+      </w:r>
+      <w:proofErr w:type="gramStart"/>
+      <w:r>
+        <w:rPr>
+          <w:lang w:val="en-US"/>
+        </w:rPr>
+        <w:t>ExtendWith(</w:t>
+      </w:r>
+      <w:proofErr w:type="gramEnd"/>
+      <w:r>
+        <w:rPr>
+          <w:lang w:val="en-US"/>
+        </w:rPr>
+        <w:t>MockitoExtension.class): This annotation initializes Mockito for the test class.</w:t>
       </w:r>
     </w:p>
     <w:p>
@@ -10772,7 +11631,6 @@
           <w:noProof/>
           <w:lang w:val="en-US"/>
         </w:rPr>
-        <w:lastRenderedPageBreak/>
         <w:drawing>
           <wp:inline distT="0" distB="0" distL="0" distR="0" wp14:anchorId="48ABF72A" wp14:editId="0835D3BD">
             <wp:extent cx="3086367" cy="838273"/>
@@ -10958,6 +11816,7 @@
         <w:t xml:space="preserve">: Use </w:t>
       </w:r>
       <w:proofErr w:type="spellStart"/>
+      <w:proofErr w:type="gramStart"/>
       <w:r>
         <w:rPr>
           <w:lang w:val="en-US"/>
@@ -10969,7 +11828,14 @@
         <w:rPr>
           <w:lang w:val="en-US"/>
         </w:rPr>
-        <w:t>() and verify</w:t>
+        <w:t>(</w:t>
+      </w:r>
+      <w:proofErr w:type="gramEnd"/>
+      <w:r>
+        <w:rPr>
+          <w:lang w:val="en-US"/>
+        </w:rPr>
+        <w:t>) and verify</w:t>
       </w:r>
     </w:p>
     <w:p>
@@ -10993,6 +11859,7 @@
         <w:t xml:space="preserve">: Use </w:t>
       </w:r>
       <w:proofErr w:type="spellStart"/>
+      <w:proofErr w:type="gramStart"/>
       <w:r>
         <w:rPr>
           <w:lang w:val="en-US"/>
@@ -11016,7 +11883,14 @@
         <w:rPr>
           <w:lang w:val="en-US"/>
         </w:rPr>
-        <w:t>()</w:t>
+        <w:t>(</w:t>
+      </w:r>
+      <w:proofErr w:type="gramEnd"/>
+      <w:r>
+        <w:rPr>
+          <w:lang w:val="en-US"/>
+        </w:rPr>
+        <w:t>)</w:t>
       </w:r>
     </w:p>
     <w:p>
@@ -11030,6 +11904,7 @@
           <w:noProof/>
           <w:lang w:val="en-US"/>
         </w:rPr>
+        <w:lastRenderedPageBreak/>
         <w:drawing>
           <wp:inline distT="0" distB="0" distL="0" distR="0" wp14:anchorId="6B723812" wp14:editId="20AB2D8A">
             <wp:extent cx="4305300" cy="2545425"/>
@@ -11111,7 +11986,21 @@
         <w:rPr>
           <w:lang w:val="en-US"/>
         </w:rPr>
-        <w:t xml:space="preserve">Cannot mock private, static and final methods.(Use </w:t>
+        <w:t xml:space="preserve">Cannot mock private, static and final </w:t>
+      </w:r>
+      <w:proofErr w:type="gramStart"/>
+      <w:r>
+        <w:rPr>
+          <w:lang w:val="en-US"/>
+        </w:rPr>
+        <w:t>methods.(</w:t>
+      </w:r>
+      <w:proofErr w:type="gramEnd"/>
+      <w:r>
+        <w:rPr>
+          <w:lang w:val="en-US"/>
+        </w:rPr>
+        <w:t xml:space="preserve">Use </w:t>
       </w:r>
       <w:proofErr w:type="spellStart"/>
       <w:r>
@@ -11143,7 +12032,21 @@
         <w:rPr>
           <w:lang w:val="en-US"/>
         </w:rPr>
-        <w:t xml:space="preserve">Cannot mock constructors , equals and </w:t>
+        <w:t xml:space="preserve">Cannot mock </w:t>
+      </w:r>
+      <w:proofErr w:type="gramStart"/>
+      <w:r>
+        <w:rPr>
+          <w:lang w:val="en-US"/>
+        </w:rPr>
+        <w:t>constructors ,</w:t>
+      </w:r>
+      <w:proofErr w:type="gramEnd"/>
+      <w:r>
+        <w:rPr>
+          <w:lang w:val="en-US"/>
+        </w:rPr>
+        <w:t xml:space="preserve"> equals and </w:t>
       </w:r>
       <w:proofErr w:type="spellStart"/>
       <w:r>
@@ -11418,6 +12321,119 @@
     </w:lvl>
   </w:abstractNum>
   <w:abstractNum w:abstractNumId="1" w15:restartNumberingAfterBreak="0">
+    <w:nsid w:val="03F86A08"/>
+    <w:multiLevelType w:val="hybridMultilevel"/>
+    <w:tmpl w:val="E782EFDC"/>
+    <w:lvl w:ilvl="0" w:tplc="4009000B">
+      <w:start w:val="1"/>
+      <w:numFmt w:val="bullet"/>
+      <w:lvlText w:val=""/>
+      <w:lvlJc w:val="left"/>
+      <w:pPr>
+        <w:ind w:left="720" w:hanging="360"/>
+      </w:pPr>
+      <w:rPr>
+        <w:rFonts w:ascii="Wingdings" w:hAnsi="Wingdings" w:hint="default"/>
+      </w:rPr>
+    </w:lvl>
+    <w:lvl w:ilvl="1" w:tplc="40090003" w:tentative="1">
+      <w:start w:val="1"/>
+      <w:numFmt w:val="bullet"/>
+      <w:lvlText w:val="o"/>
+      <w:lvlJc w:val="left"/>
+      <w:pPr>
+        <w:ind w:left="1440" w:hanging="360"/>
+      </w:pPr>
+      <w:rPr>
+        <w:rFonts w:ascii="Courier New" w:hAnsi="Courier New" w:cs="Courier New" w:hint="default"/>
+      </w:rPr>
+    </w:lvl>
+    <w:lvl w:ilvl="2" w:tplc="40090005" w:tentative="1">
+      <w:start w:val="1"/>
+      <w:numFmt w:val="bullet"/>
+      <w:lvlText w:val=""/>
+      <w:lvlJc w:val="left"/>
+      <w:pPr>
+        <w:ind w:left="2160" w:hanging="360"/>
+      </w:pPr>
+      <w:rPr>
+        <w:rFonts w:ascii="Wingdings" w:hAnsi="Wingdings" w:hint="default"/>
+      </w:rPr>
+    </w:lvl>
+    <w:lvl w:ilvl="3" w:tplc="40090001" w:tentative="1">
+      <w:start w:val="1"/>
+      <w:numFmt w:val="bullet"/>
+      <w:lvlText w:val=""/>
+      <w:lvlJc w:val="left"/>
+      <w:pPr>
+        <w:ind w:left="2880" w:hanging="360"/>
+      </w:pPr>
+      <w:rPr>
+        <w:rFonts w:ascii="Symbol" w:hAnsi="Symbol" w:hint="default"/>
+      </w:rPr>
+    </w:lvl>
+    <w:lvl w:ilvl="4" w:tplc="40090003" w:tentative="1">
+      <w:start w:val="1"/>
+      <w:numFmt w:val="bullet"/>
+      <w:lvlText w:val="o"/>
+      <w:lvlJc w:val="left"/>
+      <w:pPr>
+        <w:ind w:left="3600" w:hanging="360"/>
+      </w:pPr>
+      <w:rPr>
+        <w:rFonts w:ascii="Courier New" w:hAnsi="Courier New" w:cs="Courier New" w:hint="default"/>
+      </w:rPr>
+    </w:lvl>
+    <w:lvl w:ilvl="5" w:tplc="40090005" w:tentative="1">
+      <w:start w:val="1"/>
+      <w:numFmt w:val="bullet"/>
+      <w:lvlText w:val=""/>
+      <w:lvlJc w:val="left"/>
+      <w:pPr>
+        <w:ind w:left="4320" w:hanging="360"/>
+      </w:pPr>
+      <w:rPr>
+        <w:rFonts w:ascii="Wingdings" w:hAnsi="Wingdings" w:hint="default"/>
+      </w:rPr>
+    </w:lvl>
+    <w:lvl w:ilvl="6" w:tplc="40090001" w:tentative="1">
+      <w:start w:val="1"/>
+      <w:numFmt w:val="bullet"/>
+      <w:lvlText w:val=""/>
+      <w:lvlJc w:val="left"/>
+      <w:pPr>
+        <w:ind w:left="5040" w:hanging="360"/>
+      </w:pPr>
+      <w:rPr>
+        <w:rFonts w:ascii="Symbol" w:hAnsi="Symbol" w:hint="default"/>
+      </w:rPr>
+    </w:lvl>
+    <w:lvl w:ilvl="7" w:tplc="40090003" w:tentative="1">
+      <w:start w:val="1"/>
+      <w:numFmt w:val="bullet"/>
+      <w:lvlText w:val="o"/>
+      <w:lvlJc w:val="left"/>
+      <w:pPr>
+        <w:ind w:left="5760" w:hanging="360"/>
+      </w:pPr>
+      <w:rPr>
+        <w:rFonts w:ascii="Courier New" w:hAnsi="Courier New" w:cs="Courier New" w:hint="default"/>
+      </w:rPr>
+    </w:lvl>
+    <w:lvl w:ilvl="8" w:tplc="40090005" w:tentative="1">
+      <w:start w:val="1"/>
+      <w:numFmt w:val="bullet"/>
+      <w:lvlText w:val=""/>
+      <w:lvlJc w:val="left"/>
+      <w:pPr>
+        <w:ind w:left="6480" w:hanging="360"/>
+      </w:pPr>
+      <w:rPr>
+        <w:rFonts w:ascii="Wingdings" w:hAnsi="Wingdings" w:hint="default"/>
+      </w:rPr>
+    </w:lvl>
+  </w:abstractNum>
+  <w:abstractNum w:abstractNumId="2" w15:restartNumberingAfterBreak="0">
     <w:nsid w:val="08560775"/>
     <w:multiLevelType w:val="hybridMultilevel"/>
     <w:tmpl w:val="87B81D22"/>
@@ -11529,7 +12545,7 @@
       </w:rPr>
     </w:lvl>
   </w:abstractNum>
-  <w:abstractNum w:abstractNumId="2" w15:restartNumberingAfterBreak="0">
+  <w:abstractNum w:abstractNumId="3" w15:restartNumberingAfterBreak="0">
     <w:nsid w:val="0ADB32A1"/>
     <w:multiLevelType w:val="hybridMultilevel"/>
     <w:tmpl w:val="25B4F0C2"/>
@@ -11642,7 +12658,7 @@
       </w:rPr>
     </w:lvl>
   </w:abstractNum>
-  <w:abstractNum w:abstractNumId="3" w15:restartNumberingAfterBreak="0">
+  <w:abstractNum w:abstractNumId="4" w15:restartNumberingAfterBreak="0">
     <w:nsid w:val="0AEC2657"/>
     <w:multiLevelType w:val="hybridMultilevel"/>
     <w:tmpl w:val="2C2858E8"/>
@@ -11755,7 +12771,7 @@
       </w:rPr>
     </w:lvl>
   </w:abstractNum>
-  <w:abstractNum w:abstractNumId="4" w15:restartNumberingAfterBreak="0">
+  <w:abstractNum w:abstractNumId="5" w15:restartNumberingAfterBreak="0">
     <w:nsid w:val="0B7A7EF9"/>
     <w:multiLevelType w:val="hybridMultilevel"/>
     <w:tmpl w:val="DB981576"/>
@@ -11868,7 +12884,7 @@
       </w:rPr>
     </w:lvl>
   </w:abstractNum>
-  <w:abstractNum w:abstractNumId="5" w15:restartNumberingAfterBreak="0">
+  <w:abstractNum w:abstractNumId="6" w15:restartNumberingAfterBreak="0">
     <w:nsid w:val="0BC126AE"/>
     <w:multiLevelType w:val="hybridMultilevel"/>
     <w:tmpl w:val="194AAA26"/>
@@ -11981,7 +12997,7 @@
       </w:rPr>
     </w:lvl>
   </w:abstractNum>
-  <w:abstractNum w:abstractNumId="6" w15:restartNumberingAfterBreak="0">
+  <w:abstractNum w:abstractNumId="7" w15:restartNumberingAfterBreak="0">
     <w:nsid w:val="10FD5ACF"/>
     <w:multiLevelType w:val="hybridMultilevel"/>
     <w:tmpl w:val="F15CEB8C"/>
@@ -12094,7 +13110,7 @@
       </w:rPr>
     </w:lvl>
   </w:abstractNum>
-  <w:abstractNum w:abstractNumId="7" w15:restartNumberingAfterBreak="0">
+  <w:abstractNum w:abstractNumId="8" w15:restartNumberingAfterBreak="0">
     <w:nsid w:val="13901F70"/>
     <w:multiLevelType w:val="hybridMultilevel"/>
     <w:tmpl w:val="94FE7526"/>
@@ -12207,7 +13223,7 @@
       </w:rPr>
     </w:lvl>
   </w:abstractNum>
-  <w:abstractNum w:abstractNumId="8" w15:restartNumberingAfterBreak="0">
+  <w:abstractNum w:abstractNumId="9" w15:restartNumberingAfterBreak="0">
     <w:nsid w:val="14E971DB"/>
     <w:multiLevelType w:val="hybridMultilevel"/>
     <w:tmpl w:val="451A6AEA"/>
@@ -12319,7 +13335,7 @@
       </w:rPr>
     </w:lvl>
   </w:abstractNum>
-  <w:abstractNum w:abstractNumId="9" w15:restartNumberingAfterBreak="0">
+  <w:abstractNum w:abstractNumId="10" w15:restartNumberingAfterBreak="0">
     <w:nsid w:val="1A666851"/>
     <w:multiLevelType w:val="hybridMultilevel"/>
     <w:tmpl w:val="68A874C2"/>
@@ -12431,7 +13447,7 @@
       </w:rPr>
     </w:lvl>
   </w:abstractNum>
-  <w:abstractNum w:abstractNumId="10" w15:restartNumberingAfterBreak="0">
+  <w:abstractNum w:abstractNumId="11" w15:restartNumberingAfterBreak="0">
     <w:nsid w:val="1C035965"/>
     <w:multiLevelType w:val="hybridMultilevel"/>
     <w:tmpl w:val="6FCC41C4"/>
@@ -12543,7 +13559,7 @@
       </w:rPr>
     </w:lvl>
   </w:abstractNum>
-  <w:abstractNum w:abstractNumId="11" w15:restartNumberingAfterBreak="0">
+  <w:abstractNum w:abstractNumId="12" w15:restartNumberingAfterBreak="0">
     <w:nsid w:val="1C483E94"/>
     <w:multiLevelType w:val="hybridMultilevel"/>
     <w:tmpl w:val="EC8C7548"/>
@@ -12655,7 +13671,7 @@
       </w:rPr>
     </w:lvl>
   </w:abstractNum>
-  <w:abstractNum w:abstractNumId="12" w15:restartNumberingAfterBreak="0">
+  <w:abstractNum w:abstractNumId="13" w15:restartNumberingAfterBreak="0">
     <w:nsid w:val="1F7456A3"/>
     <w:multiLevelType w:val="hybridMultilevel"/>
     <w:tmpl w:val="DF405B0C"/>
@@ -12767,7 +13783,7 @@
       </w:rPr>
     </w:lvl>
   </w:abstractNum>
-  <w:abstractNum w:abstractNumId="13" w15:restartNumberingAfterBreak="0">
+  <w:abstractNum w:abstractNumId="14" w15:restartNumberingAfterBreak="0">
     <w:nsid w:val="231B78BF"/>
     <w:multiLevelType w:val="hybridMultilevel"/>
     <w:tmpl w:val="15FA6462"/>
@@ -12880,7 +13896,7 @@
       </w:rPr>
     </w:lvl>
   </w:abstractNum>
-  <w:abstractNum w:abstractNumId="14" w15:restartNumberingAfterBreak="0">
+  <w:abstractNum w:abstractNumId="15" w15:restartNumberingAfterBreak="0">
     <w:nsid w:val="232D2A35"/>
     <w:multiLevelType w:val="hybridMultilevel"/>
     <w:tmpl w:val="FC0CE026"/>
@@ -12993,7 +14009,7 @@
       </w:rPr>
     </w:lvl>
   </w:abstractNum>
-  <w:abstractNum w:abstractNumId="15" w15:restartNumberingAfterBreak="0">
+  <w:abstractNum w:abstractNumId="16" w15:restartNumberingAfterBreak="0">
     <w:nsid w:val="25F446BB"/>
     <w:multiLevelType w:val="hybridMultilevel"/>
     <w:tmpl w:val="8D463ECC"/>
@@ -13106,7 +14122,7 @@
       </w:rPr>
     </w:lvl>
   </w:abstractNum>
-  <w:abstractNum w:abstractNumId="16" w15:restartNumberingAfterBreak="0">
+  <w:abstractNum w:abstractNumId="17" w15:restartNumberingAfterBreak="0">
     <w:nsid w:val="273E399A"/>
     <w:multiLevelType w:val="hybridMultilevel"/>
     <w:tmpl w:val="EE804386"/>
@@ -13218,7 +14234,7 @@
       </w:rPr>
     </w:lvl>
   </w:abstractNum>
-  <w:abstractNum w:abstractNumId="17" w15:restartNumberingAfterBreak="0">
+  <w:abstractNum w:abstractNumId="18" w15:restartNumberingAfterBreak="0">
     <w:nsid w:val="2B4C492E"/>
     <w:multiLevelType w:val="hybridMultilevel"/>
     <w:tmpl w:val="7B9467E2"/>
@@ -13331,7 +14347,7 @@
       </w:rPr>
     </w:lvl>
   </w:abstractNum>
-  <w:abstractNum w:abstractNumId="18" w15:restartNumberingAfterBreak="0">
+  <w:abstractNum w:abstractNumId="19" w15:restartNumberingAfterBreak="0">
     <w:nsid w:val="2B7443E6"/>
     <w:multiLevelType w:val="hybridMultilevel"/>
     <w:tmpl w:val="44AE58D2"/>
@@ -13444,7 +14460,7 @@
       </w:rPr>
     </w:lvl>
   </w:abstractNum>
-  <w:abstractNum w:abstractNumId="19" w15:restartNumberingAfterBreak="0">
+  <w:abstractNum w:abstractNumId="20" w15:restartNumberingAfterBreak="0">
     <w:nsid w:val="2FD77B76"/>
     <w:multiLevelType w:val="hybridMultilevel"/>
     <w:tmpl w:val="5D8A0282"/>
@@ -13556,7 +14572,7 @@
       </w:rPr>
     </w:lvl>
   </w:abstractNum>
-  <w:abstractNum w:abstractNumId="20" w15:restartNumberingAfterBreak="0">
+  <w:abstractNum w:abstractNumId="21" w15:restartNumberingAfterBreak="0">
     <w:nsid w:val="30805614"/>
     <w:multiLevelType w:val="hybridMultilevel"/>
     <w:tmpl w:val="5FDE58D4"/>
@@ -13645,7 +14661,7 @@
       </w:pPr>
     </w:lvl>
   </w:abstractNum>
-  <w:abstractNum w:abstractNumId="21" w15:restartNumberingAfterBreak="0">
+  <w:abstractNum w:abstractNumId="22" w15:restartNumberingAfterBreak="0">
     <w:nsid w:val="36022253"/>
     <w:multiLevelType w:val="hybridMultilevel"/>
     <w:tmpl w:val="13D8A2D8"/>
@@ -13758,7 +14774,7 @@
       </w:rPr>
     </w:lvl>
   </w:abstractNum>
-  <w:abstractNum w:abstractNumId="22" w15:restartNumberingAfterBreak="0">
+  <w:abstractNum w:abstractNumId="23" w15:restartNumberingAfterBreak="0">
     <w:nsid w:val="3A67368B"/>
     <w:multiLevelType w:val="hybridMultilevel"/>
     <w:tmpl w:val="8676DA38"/>
@@ -13871,7 +14887,7 @@
       </w:rPr>
     </w:lvl>
   </w:abstractNum>
-  <w:abstractNum w:abstractNumId="23" w15:restartNumberingAfterBreak="0">
+  <w:abstractNum w:abstractNumId="24" w15:restartNumberingAfterBreak="0">
     <w:nsid w:val="3B4B5FE4"/>
     <w:multiLevelType w:val="hybridMultilevel"/>
     <w:tmpl w:val="09066624"/>
@@ -13984,7 +15000,7 @@
       </w:rPr>
     </w:lvl>
   </w:abstractNum>
-  <w:abstractNum w:abstractNumId="24" w15:restartNumberingAfterBreak="0">
+  <w:abstractNum w:abstractNumId="25" w15:restartNumberingAfterBreak="0">
     <w:nsid w:val="3C583F90"/>
     <w:multiLevelType w:val="hybridMultilevel"/>
     <w:tmpl w:val="5EF2CBF4"/>
@@ -14097,7 +15113,7 @@
       </w:rPr>
     </w:lvl>
   </w:abstractNum>
-  <w:abstractNum w:abstractNumId="25" w15:restartNumberingAfterBreak="0">
+  <w:abstractNum w:abstractNumId="26" w15:restartNumberingAfterBreak="0">
     <w:nsid w:val="3DB04BD5"/>
     <w:multiLevelType w:val="hybridMultilevel"/>
     <w:tmpl w:val="C024CF2A"/>
@@ -14209,7 +15225,7 @@
       </w:rPr>
     </w:lvl>
   </w:abstractNum>
-  <w:abstractNum w:abstractNumId="26" w15:restartNumberingAfterBreak="0">
+  <w:abstractNum w:abstractNumId="27" w15:restartNumberingAfterBreak="0">
     <w:nsid w:val="41AE65E3"/>
     <w:multiLevelType w:val="hybridMultilevel"/>
     <w:tmpl w:val="E878FFB0"/>
@@ -14322,7 +15338,7 @@
       </w:rPr>
     </w:lvl>
   </w:abstractNum>
-  <w:abstractNum w:abstractNumId="27" w15:restartNumberingAfterBreak="0">
+  <w:abstractNum w:abstractNumId="28" w15:restartNumberingAfterBreak="0">
     <w:nsid w:val="42550030"/>
     <w:multiLevelType w:val="hybridMultilevel"/>
     <w:tmpl w:val="CF02054A"/>
@@ -14434,7 +15450,7 @@
       </w:rPr>
     </w:lvl>
   </w:abstractNum>
-  <w:abstractNum w:abstractNumId="28" w15:restartNumberingAfterBreak="0">
+  <w:abstractNum w:abstractNumId="29" w15:restartNumberingAfterBreak="0">
     <w:nsid w:val="44E661AC"/>
     <w:multiLevelType w:val="hybridMultilevel"/>
     <w:tmpl w:val="AAA62CE4"/>
@@ -14547,7 +15563,7 @@
       </w:rPr>
     </w:lvl>
   </w:abstractNum>
-  <w:abstractNum w:abstractNumId="29" w15:restartNumberingAfterBreak="0">
+  <w:abstractNum w:abstractNumId="30" w15:restartNumberingAfterBreak="0">
     <w:nsid w:val="4587012F"/>
     <w:multiLevelType w:val="hybridMultilevel"/>
     <w:tmpl w:val="1FF45F0A"/>
@@ -14660,7 +15676,7 @@
       </w:rPr>
     </w:lvl>
   </w:abstractNum>
-  <w:abstractNum w:abstractNumId="30" w15:restartNumberingAfterBreak="0">
+  <w:abstractNum w:abstractNumId="31" w15:restartNumberingAfterBreak="0">
     <w:nsid w:val="51A02329"/>
     <w:multiLevelType w:val="hybridMultilevel"/>
     <w:tmpl w:val="9D846F1E"/>
@@ -14772,7 +15788,7 @@
       </w:rPr>
     </w:lvl>
   </w:abstractNum>
-  <w:abstractNum w:abstractNumId="31" w15:restartNumberingAfterBreak="0">
+  <w:abstractNum w:abstractNumId="32" w15:restartNumberingAfterBreak="0">
     <w:nsid w:val="54FD2FC5"/>
     <w:multiLevelType w:val="hybridMultilevel"/>
     <w:tmpl w:val="A33CCAC2"/>
@@ -14885,7 +15901,7 @@
       </w:rPr>
     </w:lvl>
   </w:abstractNum>
-  <w:abstractNum w:abstractNumId="32" w15:restartNumberingAfterBreak="0">
+  <w:abstractNum w:abstractNumId="33" w15:restartNumberingAfterBreak="0">
     <w:nsid w:val="56C57B2A"/>
     <w:multiLevelType w:val="hybridMultilevel"/>
     <w:tmpl w:val="807EE338"/>
@@ -14998,7 +16014,7 @@
       </w:rPr>
     </w:lvl>
   </w:abstractNum>
-  <w:abstractNum w:abstractNumId="33" w15:restartNumberingAfterBreak="0">
+  <w:abstractNum w:abstractNumId="34" w15:restartNumberingAfterBreak="0">
     <w:nsid w:val="60F30C4B"/>
     <w:multiLevelType w:val="hybridMultilevel"/>
     <w:tmpl w:val="CF582052"/>
@@ -15110,7 +16126,7 @@
       </w:rPr>
     </w:lvl>
   </w:abstractNum>
-  <w:abstractNum w:abstractNumId="34" w15:restartNumberingAfterBreak="0">
+  <w:abstractNum w:abstractNumId="35" w15:restartNumberingAfterBreak="0">
     <w:nsid w:val="622C6B15"/>
     <w:multiLevelType w:val="hybridMultilevel"/>
     <w:tmpl w:val="A622E4F0"/>
@@ -15223,7 +16239,120 @@
       </w:rPr>
     </w:lvl>
   </w:abstractNum>
-  <w:abstractNum w:abstractNumId="35" w15:restartNumberingAfterBreak="0">
+  <w:abstractNum w:abstractNumId="36" w15:restartNumberingAfterBreak="0">
+    <w:nsid w:val="65996313"/>
+    <w:multiLevelType w:val="hybridMultilevel"/>
+    <w:tmpl w:val="5DFAD352"/>
+    <w:lvl w:ilvl="0" w:tplc="4009000B">
+      <w:start w:val="1"/>
+      <w:numFmt w:val="bullet"/>
+      <w:lvlText w:val=""/>
+      <w:lvlJc w:val="left"/>
+      <w:pPr>
+        <w:ind w:left="720" w:hanging="360"/>
+      </w:pPr>
+      <w:rPr>
+        <w:rFonts w:ascii="Wingdings" w:hAnsi="Wingdings" w:hint="default"/>
+      </w:rPr>
+    </w:lvl>
+    <w:lvl w:ilvl="1" w:tplc="40090003">
+      <w:start w:val="1"/>
+      <w:numFmt w:val="bullet"/>
+      <w:lvlText w:val="o"/>
+      <w:lvlJc w:val="left"/>
+      <w:pPr>
+        <w:ind w:left="1440" w:hanging="360"/>
+      </w:pPr>
+      <w:rPr>
+        <w:rFonts w:ascii="Courier New" w:hAnsi="Courier New" w:cs="Courier New" w:hint="default"/>
+      </w:rPr>
+    </w:lvl>
+    <w:lvl w:ilvl="2" w:tplc="40090005" w:tentative="1">
+      <w:start w:val="1"/>
+      <w:numFmt w:val="bullet"/>
+      <w:lvlText w:val=""/>
+      <w:lvlJc w:val="left"/>
+      <w:pPr>
+        <w:ind w:left="2160" w:hanging="360"/>
+      </w:pPr>
+      <w:rPr>
+        <w:rFonts w:ascii="Wingdings" w:hAnsi="Wingdings" w:hint="default"/>
+      </w:rPr>
+    </w:lvl>
+    <w:lvl w:ilvl="3" w:tplc="40090001" w:tentative="1">
+      <w:start w:val="1"/>
+      <w:numFmt w:val="bullet"/>
+      <w:lvlText w:val=""/>
+      <w:lvlJc w:val="left"/>
+      <w:pPr>
+        <w:ind w:left="2880" w:hanging="360"/>
+      </w:pPr>
+      <w:rPr>
+        <w:rFonts w:ascii="Symbol" w:hAnsi="Symbol" w:hint="default"/>
+      </w:rPr>
+    </w:lvl>
+    <w:lvl w:ilvl="4" w:tplc="40090003" w:tentative="1">
+      <w:start w:val="1"/>
+      <w:numFmt w:val="bullet"/>
+      <w:lvlText w:val="o"/>
+      <w:lvlJc w:val="left"/>
+      <w:pPr>
+        <w:ind w:left="3600" w:hanging="360"/>
+      </w:pPr>
+      <w:rPr>
+        <w:rFonts w:ascii="Courier New" w:hAnsi="Courier New" w:cs="Courier New" w:hint="default"/>
+      </w:rPr>
+    </w:lvl>
+    <w:lvl w:ilvl="5" w:tplc="40090005" w:tentative="1">
+      <w:start w:val="1"/>
+      <w:numFmt w:val="bullet"/>
+      <w:lvlText w:val=""/>
+      <w:lvlJc w:val="left"/>
+      <w:pPr>
+        <w:ind w:left="4320" w:hanging="360"/>
+      </w:pPr>
+      <w:rPr>
+        <w:rFonts w:ascii="Wingdings" w:hAnsi="Wingdings" w:hint="default"/>
+      </w:rPr>
+    </w:lvl>
+    <w:lvl w:ilvl="6" w:tplc="40090001" w:tentative="1">
+      <w:start w:val="1"/>
+      <w:numFmt w:val="bullet"/>
+      <w:lvlText w:val=""/>
+      <w:lvlJc w:val="left"/>
+      <w:pPr>
+        <w:ind w:left="5040" w:hanging="360"/>
+      </w:pPr>
+      <w:rPr>
+        <w:rFonts w:ascii="Symbol" w:hAnsi="Symbol" w:hint="default"/>
+      </w:rPr>
+    </w:lvl>
+    <w:lvl w:ilvl="7" w:tplc="40090003" w:tentative="1">
+      <w:start w:val="1"/>
+      <w:numFmt w:val="bullet"/>
+      <w:lvlText w:val="o"/>
+      <w:lvlJc w:val="left"/>
+      <w:pPr>
+        <w:ind w:left="5760" w:hanging="360"/>
+      </w:pPr>
+      <w:rPr>
+        <w:rFonts w:ascii="Courier New" w:hAnsi="Courier New" w:cs="Courier New" w:hint="default"/>
+      </w:rPr>
+    </w:lvl>
+    <w:lvl w:ilvl="8" w:tplc="40090005" w:tentative="1">
+      <w:start w:val="1"/>
+      <w:numFmt w:val="bullet"/>
+      <w:lvlText w:val=""/>
+      <w:lvlJc w:val="left"/>
+      <w:pPr>
+        <w:ind w:left="6480" w:hanging="360"/>
+      </w:pPr>
+      <w:rPr>
+        <w:rFonts w:ascii="Wingdings" w:hAnsi="Wingdings" w:hint="default"/>
+      </w:rPr>
+    </w:lvl>
+  </w:abstractNum>
+  <w:abstractNum w:abstractNumId="37" w15:restartNumberingAfterBreak="0">
     <w:nsid w:val="6CB41000"/>
     <w:multiLevelType w:val="hybridMultilevel"/>
     <w:tmpl w:val="083C20EE"/>
@@ -15336,7 +16465,7 @@
       </w:rPr>
     </w:lvl>
   </w:abstractNum>
-  <w:abstractNum w:abstractNumId="36" w15:restartNumberingAfterBreak="0">
+  <w:abstractNum w:abstractNumId="38" w15:restartNumberingAfterBreak="0">
     <w:nsid w:val="713E1616"/>
     <w:multiLevelType w:val="hybridMultilevel"/>
     <w:tmpl w:val="EFA4228A"/>
@@ -15449,7 +16578,7 @@
       </w:rPr>
     </w:lvl>
   </w:abstractNum>
-  <w:abstractNum w:abstractNumId="37" w15:restartNumberingAfterBreak="0">
+  <w:abstractNum w:abstractNumId="39" w15:restartNumberingAfterBreak="0">
     <w:nsid w:val="73652918"/>
     <w:multiLevelType w:val="hybridMultilevel"/>
     <w:tmpl w:val="66927648"/>
@@ -15562,7 +16691,7 @@
       </w:rPr>
     </w:lvl>
   </w:abstractNum>
-  <w:abstractNum w:abstractNumId="38" w15:restartNumberingAfterBreak="0">
+  <w:abstractNum w:abstractNumId="40" w15:restartNumberingAfterBreak="0">
     <w:nsid w:val="73AF5EB8"/>
     <w:multiLevelType w:val="hybridMultilevel"/>
     <w:tmpl w:val="E3001390"/>
@@ -15674,7 +16803,7 @@
       </w:rPr>
     </w:lvl>
   </w:abstractNum>
-  <w:abstractNum w:abstractNumId="39" w15:restartNumberingAfterBreak="0">
+  <w:abstractNum w:abstractNumId="41" w15:restartNumberingAfterBreak="0">
     <w:nsid w:val="73E563F6"/>
     <w:multiLevelType w:val="hybridMultilevel"/>
     <w:tmpl w:val="274E2DC4"/>
@@ -15787,7 +16916,7 @@
       </w:rPr>
     </w:lvl>
   </w:abstractNum>
-  <w:abstractNum w:abstractNumId="40" w15:restartNumberingAfterBreak="0">
+  <w:abstractNum w:abstractNumId="42" w15:restartNumberingAfterBreak="0">
     <w:nsid w:val="779B3930"/>
     <w:multiLevelType w:val="hybridMultilevel"/>
     <w:tmpl w:val="6DD062BE"/>
@@ -15900,7 +17029,7 @@
       </w:rPr>
     </w:lvl>
   </w:abstractNum>
-  <w:abstractNum w:abstractNumId="41" w15:restartNumberingAfterBreak="0">
+  <w:abstractNum w:abstractNumId="43" w15:restartNumberingAfterBreak="0">
     <w:nsid w:val="783B3F68"/>
     <w:multiLevelType w:val="hybridMultilevel"/>
     <w:tmpl w:val="912A6E08"/>
@@ -16013,7 +17142,7 @@
       </w:rPr>
     </w:lvl>
   </w:abstractNum>
-  <w:abstractNum w:abstractNumId="42" w15:restartNumberingAfterBreak="0">
+  <w:abstractNum w:abstractNumId="44" w15:restartNumberingAfterBreak="0">
     <w:nsid w:val="7B9F58D4"/>
     <w:multiLevelType w:val="hybridMultilevel"/>
     <w:tmpl w:val="31C47DE6"/>
@@ -16127,133 +17256,139 @@
     </w:lvl>
   </w:abstractNum>
   <w:num w:numId="1">
-    <w:abstractNumId w:val="33"/>
+    <w:abstractNumId w:val="34"/>
   </w:num>
   <w:num w:numId="2">
+    <w:abstractNumId w:val="10"/>
+  </w:num>
+  <w:num w:numId="3">
     <w:abstractNumId w:val="9"/>
   </w:num>
-  <w:num w:numId="3">
-    <w:abstractNumId w:val="8"/>
-  </w:num>
   <w:num w:numId="4">
-    <w:abstractNumId w:val="38"/>
+    <w:abstractNumId w:val="40"/>
   </w:num>
   <w:num w:numId="5">
-    <w:abstractNumId w:val="12"/>
+    <w:abstractNumId w:val="13"/>
   </w:num>
   <w:num w:numId="6">
-    <w:abstractNumId w:val="19"/>
+    <w:abstractNumId w:val="20"/>
   </w:num>
   <w:num w:numId="7">
-    <w:abstractNumId w:val="25"/>
+    <w:abstractNumId w:val="26"/>
   </w:num>
   <w:num w:numId="8">
-    <w:abstractNumId w:val="16"/>
+    <w:abstractNumId w:val="17"/>
   </w:num>
   <w:num w:numId="9">
-    <w:abstractNumId w:val="10"/>
+    <w:abstractNumId w:val="11"/>
   </w:num>
   <w:num w:numId="10">
     <w:abstractNumId w:val="0"/>
   </w:num>
   <w:num w:numId="11">
-    <w:abstractNumId w:val="20"/>
+    <w:abstractNumId w:val="21"/>
   </w:num>
   <w:num w:numId="12">
+    <w:abstractNumId w:val="30"/>
+  </w:num>
+  <w:num w:numId="13">
+    <w:abstractNumId w:val="42"/>
+  </w:num>
+  <w:num w:numId="14">
+    <w:abstractNumId w:val="44"/>
+  </w:num>
+  <w:num w:numId="15">
+    <w:abstractNumId w:val="22"/>
+  </w:num>
+  <w:num w:numId="16">
+    <w:abstractNumId w:val="14"/>
+  </w:num>
+  <w:num w:numId="17">
+    <w:abstractNumId w:val="5"/>
+  </w:num>
+  <w:num w:numId="18">
+    <w:abstractNumId w:val="41"/>
+  </w:num>
+  <w:num w:numId="19">
+    <w:abstractNumId w:val="25"/>
+  </w:num>
+  <w:num w:numId="20">
+    <w:abstractNumId w:val="24"/>
+  </w:num>
+  <w:num w:numId="21">
+    <w:abstractNumId w:val="37"/>
+  </w:num>
+  <w:num w:numId="22">
+    <w:abstractNumId w:val="19"/>
+  </w:num>
+  <w:num w:numId="23">
+    <w:abstractNumId w:val="33"/>
+  </w:num>
+  <w:num w:numId="24">
+    <w:abstractNumId w:val="35"/>
+  </w:num>
+  <w:num w:numId="25">
+    <w:abstractNumId w:val="18"/>
+  </w:num>
+  <w:num w:numId="26">
     <w:abstractNumId w:val="29"/>
   </w:num>
-  <w:num w:numId="13">
-    <w:abstractNumId w:val="40"/>
+  <w:num w:numId="27">
+    <w:abstractNumId w:val="15"/>
   </w:num>
-  <w:num w:numId="14">
-    <w:abstractNumId w:val="42"/>
+  <w:num w:numId="28">
+    <w:abstractNumId w:val="8"/>
   </w:num>
-  <w:num w:numId="15">
-    <w:abstractNumId w:val="21"/>
+  <w:num w:numId="29">
+    <w:abstractNumId w:val="7"/>
   </w:num>
-  <w:num w:numId="16">
-    <w:abstractNumId w:val="13"/>
+  <w:num w:numId="30">
+    <w:abstractNumId w:val="3"/>
   </w:num>
-  <w:num w:numId="17">
+  <w:num w:numId="31">
+    <w:abstractNumId w:val="43"/>
+  </w:num>
+  <w:num w:numId="32">
+    <w:abstractNumId w:val="27"/>
+  </w:num>
+  <w:num w:numId="33">
+    <w:abstractNumId w:val="32"/>
+  </w:num>
+  <w:num w:numId="34">
+    <w:abstractNumId w:val="38"/>
+  </w:num>
+  <w:num w:numId="35">
+    <w:abstractNumId w:val="28"/>
+  </w:num>
+  <w:num w:numId="36">
+    <w:abstractNumId w:val="2"/>
+  </w:num>
+  <w:num w:numId="37">
+    <w:abstractNumId w:val="6"/>
+  </w:num>
+  <w:num w:numId="38">
+    <w:abstractNumId w:val="23"/>
+  </w:num>
+  <w:num w:numId="39">
+    <w:abstractNumId w:val="12"/>
+  </w:num>
+  <w:num w:numId="40">
     <w:abstractNumId w:val="4"/>
   </w:num>
-  <w:num w:numId="18">
+  <w:num w:numId="41">
+    <w:abstractNumId w:val="16"/>
+  </w:num>
+  <w:num w:numId="42">
+    <w:abstractNumId w:val="31"/>
+  </w:num>
+  <w:num w:numId="43">
     <w:abstractNumId w:val="39"/>
   </w:num>
-  <w:num w:numId="19">
-    <w:abstractNumId w:val="24"/>
-  </w:num>
-  <w:num w:numId="20">
-    <w:abstractNumId w:val="23"/>
-  </w:num>
-  <w:num w:numId="21">
-    <w:abstractNumId w:val="35"/>
-  </w:num>
-  <w:num w:numId="22">
-    <w:abstractNumId w:val="18"/>
-  </w:num>
-  <w:num w:numId="23">
-    <w:abstractNumId w:val="32"/>
-  </w:num>
-  <w:num w:numId="24">
-    <w:abstractNumId w:val="34"/>
-  </w:num>
-  <w:num w:numId="25">
-    <w:abstractNumId w:val="17"/>
-  </w:num>
-  <w:num w:numId="26">
-    <w:abstractNumId w:val="28"/>
-  </w:num>
-  <w:num w:numId="27">
-    <w:abstractNumId w:val="14"/>
-  </w:num>
-  <w:num w:numId="28">
-    <w:abstractNumId w:val="7"/>
-  </w:num>
-  <w:num w:numId="29">
-    <w:abstractNumId w:val="6"/>
-  </w:num>
-  <w:num w:numId="30">
-    <w:abstractNumId w:val="2"/>
-  </w:num>
-  <w:num w:numId="31">
-    <w:abstractNumId w:val="41"/>
-  </w:num>
-  <w:num w:numId="32">
-    <w:abstractNumId w:val="26"/>
-  </w:num>
-  <w:num w:numId="33">
-    <w:abstractNumId w:val="31"/>
-  </w:num>
-  <w:num w:numId="34">
-    <w:abstractNumId w:val="36"/>
-  </w:num>
-  <w:num w:numId="35">
-    <w:abstractNumId w:val="27"/>
-  </w:num>
-  <w:num w:numId="36">
+  <w:num w:numId="44">
     <w:abstractNumId w:val="1"/>
   </w:num>
-  <w:num w:numId="37">
-    <w:abstractNumId w:val="5"/>
-  </w:num>
-  <w:num w:numId="38">
-    <w:abstractNumId w:val="22"/>
-  </w:num>
-  <w:num w:numId="39">
-    <w:abstractNumId w:val="11"/>
-  </w:num>
-  <w:num w:numId="40">
-    <w:abstractNumId w:val="3"/>
-  </w:num>
-  <w:num w:numId="41">
-    <w:abstractNumId w:val="15"/>
-  </w:num>
-  <w:num w:numId="42">
-    <w:abstractNumId w:val="30"/>
-  </w:num>
-  <w:num w:numId="43">
-    <w:abstractNumId w:val="37"/>
+  <w:num w:numId="45">
+    <w:abstractNumId w:val="36"/>
   </w:num>
 </w:numbering>
 </file>
